--- a/flow/20230927_hours/drafts/2024-03-u/16.03.docx
+++ b/flow/20230927_hours/drafts/2024-03-u/16.03.docx
@@ -4443,23 +4443,32 @@
       </w:r>
     </w:p>
     <w:p>
-      <w:pPr>
-        <w:spacing w:line="240" w:lineRule="auto"/>
-        <w:rPr>
-          <w:rFonts w:ascii="Times New Roman" w:hAnsi="Times New Roman"/>
-          <w:i/>
-          <w:color w:val="FF0000"/>
-          <w:sz w:val="24"/>
-        </w:rPr>
-      </w:pPr>
-      <w:r>
-        <w:rPr>
-          <w:rFonts w:ascii="Times New Roman" w:hAnsi="Times New Roman"/>
-          <w:i/>
-          <w:color w:val="FF0000"/>
-          <w:sz w:val="24"/>
-        </w:rPr>
-        <w:t xml:space="preserve">Тропар </w:t>
+      <w:r>
+        <w:rPr>
+          <w:rFonts w:ascii="Times New Roman" w:hAnsi="Times New Roman"/>
+          <w:i/>
+          <w:color w:val="FF0000"/>
+          <w:sz w:val="24"/>
+          <w:highlight w:val="white"/>
+        </w:rPr>
+        <w:t>Тропар (г. 4):</w:t>
+      </w:r>
+      <w:r>
+        <w:rPr>
+          <w:rFonts w:ascii="Times New Roman" w:hAnsi="Times New Roman"/>
+          <w:color w:val="FF0000"/>
+          <w:sz w:val="24"/>
+          <w:highlight w:val="white"/>
+        </w:rPr>
+        <w:t xml:space="preserve"> </w:t>
+      </w:r>
+      <w:r>
+        <w:rPr>
+          <w:rFonts w:ascii="Times New Roman" w:hAnsi="Times New Roman"/>
+          <w:sz w:val="24"/>
+          <w:highlight w:val="white"/>
+        </w:rPr>
+        <w:t>Мученик Твій, Господи, Савин* у стражданнях своїх прийняв вінці нетлінні від Тебе, Бога нашого.* Мавши бо кріпость Твою, мучителів подолав,* сокрушив і демонів зухвальства безсильні.* його молитвами спаси душі наші.</w:t>
       </w:r>
     </w:p>
     <w:p>
@@ -4862,23 +4871,31 @@
       </w:r>
     </w:p>
     <w:p>
-      <w:pPr>
-        <w:spacing w:line="240" w:lineRule="auto"/>
-        <w:rPr>
-          <w:rFonts w:ascii="Times New Roman" w:hAnsi="Times New Roman"/>
-          <w:i/>
-          <w:color w:val="FF0000"/>
-          <w:sz w:val="24"/>
-        </w:rPr>
-      </w:pPr>
-      <w:r>
-        <w:rPr>
-          <w:rFonts w:ascii="Times New Roman" w:hAnsi="Times New Roman"/>
-          <w:i/>
-          <w:color w:val="FF0000"/>
-          <w:sz w:val="24"/>
-        </w:rPr>
-        <w:t xml:space="preserve">Кондак </w:t>
+      <w:r>
+        <w:rPr>
+          <w:rFonts w:ascii="Times New Roman" w:hAnsi="Times New Roman"/>
+          <w:i/>
+          <w:color w:val="FF0000"/>
+          <w:sz w:val="24"/>
+          <w:highlight w:val="white"/>
+        </w:rPr>
+        <w:t>Кондак (г. 2):</w:t>
+      </w:r>
+      <w:r>
+        <w:rPr>
+          <w:rFonts w:ascii="Times New Roman" w:hAnsi="Times New Roman"/>
+          <w:sz w:val="24"/>
+          <w:highlight w:val="white"/>
+        </w:rPr>
+        <w:t xml:space="preserve"> Паросток божественний, не</w:t>
+      </w:r>
+      <w:r>
+        <w:rPr>
+          <w:rFonts w:ascii="Times New Roman" w:hAnsi="Times New Roman"/>
+          <w:sz w:val="24"/>
+          <w:highlight w:val="white"/>
+        </w:rPr>
+        <w:t>в’янучий цвіт,* лоза многоплідна, богоносний Савине,* тих, які вірно почитають пам’ять твою,* радістю сповни і молися безупинно за всіх нас.</w:t>
       </w:r>
     </w:p>
     <w:p>
@@ -10055,23 +10072,32 @@
       </w:r>
     </w:p>
     <w:p>
-      <w:pPr>
-        <w:spacing w:line="240" w:lineRule="auto"/>
-        <w:rPr>
-          <w:rFonts w:ascii="Times New Roman" w:hAnsi="Times New Roman"/>
-          <w:i/>
-          <w:color w:val="FF0000"/>
-          <w:sz w:val="24"/>
-        </w:rPr>
-      </w:pPr>
-      <w:r>
-        <w:rPr>
-          <w:rFonts w:ascii="Times New Roman" w:hAnsi="Times New Roman"/>
-          <w:i/>
-          <w:color w:val="FF0000"/>
-          <w:sz w:val="24"/>
-        </w:rPr>
-        <w:t xml:space="preserve">Тропар </w:t>
+      <w:r>
+        <w:rPr>
+          <w:rFonts w:ascii="Times New Roman" w:hAnsi="Times New Roman"/>
+          <w:i/>
+          <w:color w:val="FF0000"/>
+          <w:sz w:val="24"/>
+          <w:highlight w:val="white"/>
+        </w:rPr>
+        <w:t>Тропар (г. 4):</w:t>
+      </w:r>
+      <w:r>
+        <w:rPr>
+          <w:rFonts w:ascii="Times New Roman" w:hAnsi="Times New Roman"/>
+          <w:color w:val="FF0000"/>
+          <w:sz w:val="24"/>
+          <w:highlight w:val="white"/>
+        </w:rPr>
+        <w:t xml:space="preserve"> </w:t>
+      </w:r>
+      <w:r>
+        <w:rPr>
+          <w:rFonts w:ascii="Times New Roman" w:hAnsi="Times New Roman"/>
+          <w:sz w:val="24"/>
+          <w:highlight w:val="white"/>
+        </w:rPr>
+        <w:t>Мученик Твій, Господи, Савин* у стражданнях своїх прийняв вінці нетлінні від Тебе, Бога нашого.* Мавши бо кріпость Твою, мучителів подолав,* сокрушив і демонів зухвальства безсильні.* його молитвами спаси душі наші.</w:t>
       </w:r>
     </w:p>
     <w:p>
@@ -10538,23 +10564,31 @@
       </w:r>
     </w:p>
     <w:p>
-      <w:pPr>
-        <w:spacing w:line="240" w:lineRule="auto"/>
-        <w:rPr>
-          <w:rFonts w:ascii="Times New Roman" w:hAnsi="Times New Roman"/>
-          <w:i/>
-          <w:color w:val="FF0000"/>
-          <w:sz w:val="24"/>
-        </w:rPr>
-      </w:pPr>
-      <w:r>
-        <w:rPr>
-          <w:rFonts w:ascii="Times New Roman" w:hAnsi="Times New Roman"/>
-          <w:i/>
-          <w:color w:val="FF0000"/>
-          <w:sz w:val="24"/>
-        </w:rPr>
-        <w:t xml:space="preserve">Кондак </w:t>
+      <w:r>
+        <w:rPr>
+          <w:rFonts w:ascii="Times New Roman" w:hAnsi="Times New Roman"/>
+          <w:i/>
+          <w:color w:val="FF0000"/>
+          <w:sz w:val="24"/>
+          <w:highlight w:val="white"/>
+        </w:rPr>
+        <w:t>Кондак (г. 2):</w:t>
+      </w:r>
+      <w:r>
+        <w:rPr>
+          <w:rFonts w:ascii="Times New Roman" w:hAnsi="Times New Roman"/>
+          <w:sz w:val="24"/>
+          <w:highlight w:val="white"/>
+        </w:rPr>
+        <w:t xml:space="preserve"> Паросток божественний, не</w:t>
+      </w:r>
+      <w:r>
+        <w:rPr>
+          <w:rFonts w:ascii="Times New Roman" w:hAnsi="Times New Roman"/>
+          <w:sz w:val="24"/>
+          <w:highlight w:val="white"/>
+        </w:rPr>
+        <w:t>в’янучий цвіт,* лоза многоплідна, богоносний Савине,* тих, які вірно почитають пам’ять твою,* радістю сповни і молися безупинно за всіх нас.</w:t>
       </w:r>
     </w:p>
     <w:p>
